--- a/07_LEAD_MAGNETS/03_BENANG_MERAH_Matriks_Desain_Riset_dan_Rumus_Sampel.docx
+++ b/07_LEAD_MAGNETS/03_BENANG_MERAH_Matriks_Desain_Riset_dan_Rumus_Sampel.docx
@@ -3,40 +3,48 @@
 <w:document xmlns:wpc="http://schemas.microsoft.com/office/word/2010/wordprocessingCanvas" xmlns:mo="http://schemas.microsoft.com/office/mac/office/2008/main" xmlns:mc="http://schemas.openxmlformats.org/markup-compatibility/2006" xmlns:mv="urn:schemas-microsoft-com:mac:vml" xmlns:o="urn:schemas-microsoft-com:office:office" xmlns:r="http://schemas.openxmlformats.org/officeDocument/2006/relationships" xmlns:m="http://schemas.openxmlformats.org/officeDocument/2006/math" xmlns:v="urn:schemas-microsoft-com:vml" xmlns:wp14="http://schemas.microsoft.com/office/word/2010/wordprocessingDrawing" xmlns:wp="http://schemas.openxmlformats.org/drawingml/2006/wordprocessingDrawing" xmlns:w10="urn:schemas-microsoft-com:office:word" xmlns:w="http://schemas.openxmlformats.org/wordprocessingml/2006/main" xmlns:w14="http://schemas.microsoft.com/office/word/2010/wordml" xmlns:wpg="http://schemas.microsoft.com/office/word/2010/wordprocessingGroup" xmlns:wpi="http://schemas.microsoft.com/office/word/2010/wordprocessingInk" xmlns:wne="http://schemas.microsoft.com/office/word/2006/wordml" xmlns:wps="http://schemas.microsoft.com/office/word/2010/wordprocessingShape" mc:Ignorable="w14 wp14">
   <w:body>
     <w:p>
+      <w:pPr>
+        <w:jc w:val="center"/>
+      </w:pPr>
       <w:r>
         <w:rPr>
+          <w:rFonts w:ascii="Times New Roman" w:hAnsi="Times New Roman"/>
           <w:b/>
-          <w:color w:val="E85929"/>
-          <w:sz w:val="20"/>
+          <w:i w:val="0"/>
+          <w:color w:val="000000"/>
+          <w:sz w:val="28"/>
+          <w:rFonts w:ascii="Times New Roman" w:hAnsi="Times New Roman" w:cs="Times New Roman" w:eastAsia="Times New Roman"/>
         </w:rPr>
-        <w:t>NASKAH.FK — RESEARCH METHODOLOGY MATRIX</w:t>
+        <w:t>MATRIKS PEMILIHAN DESAIN RISET KEDOKTERAN DAN FORMULA BESAR SAMPEL</w:t>
         <w:br/>
       </w:r>
       <w:r>
         <w:rPr>
-          <w:b/>
-          <w:color w:val="071726"/>
-          <w:sz w:val="32"/>
+          <w:rFonts w:ascii="Times New Roman" w:hAnsi="Times New Roman"/>
+          <w:b w:val="0"/>
+          <w:i/>
+          <w:color w:val="000000"/>
+          <w:sz w:val="24"/>
+          <w:rFonts w:ascii="Times New Roman" w:hAnsi="Times New Roman" w:cs="Times New Roman" w:eastAsia="Times New Roman"/>
         </w:rPr>
-        <w:t>Matriks Pemilihan Desain Riset Kedokteran &amp; Formula Sampel</w:t>
-      </w:r>
-    </w:p>
-    <w:p>
-      <w:r>
-        <w:t>Panduan cepat memilih Cross-Sectional vs Case-Control vs Cohort agar tidak dibantai saat Sempro/Semhas.</w:t>
-      </w:r>
-    </w:p>
-    <w:p>
-      <w:r>
-        <w:t>―――――――――――――――――――――――――――――――――――――――――――――</w:t>
+        <w:t>Pedoman Metodologi Riset Kedokteran Bebas Red Flags Penguji — NASKAH.FK</w:t>
       </w:r>
     </w:p>
     <w:p>
       <w:pPr>
         <w:pStyle w:val="Heading1"/>
+        <w:spacing w:before="240" w:after="120"/>
       </w:pPr>
       <w:r>
-        <w:t>1. Matriks Komparasi Desain Penelitian Observasional</w:t>
+        <w:rPr>
+          <w:rFonts w:ascii="Times New Roman" w:hAnsi="Times New Roman"/>
+          <w:b/>
+          <w:i w:val="0"/>
+          <w:color w:val="000000"/>
+          <w:sz w:val="24"/>
+          <w:rFonts w:ascii="Times New Roman" w:hAnsi="Times New Roman" w:cs="Times New Roman" w:eastAsia="Times New Roman"/>
+        </w:rPr>
+        <w:t>1. Matriks Komparasi Desain Penelitian Observasional dan Eksperimental</w:t>
       </w:r>
     </w:p>
     <w:tbl>
@@ -44,77 +52,163 @@
         <w:tblW w:type="auto" w:w="0"/>
         <w:jc w:val="center"/>
         <w:tblLook w:firstColumn="1" w:firstRow="1" w:lastColumn="0" w:lastRow="0" w:noHBand="0" w:noVBand="1" w:val="04A0"/>
+        <w:tblBorders>
+          <w:top w:val="single" w:sz="8" w:space="0" w:color="000000"/>
+          <w:left w:val="none"/>
+          <w:bottom w:val="single" w:sz="8" w:space="0" w:color="000000"/>
+          <w:right w:val="none"/>
+          <w:insideH w:val="single" w:sz="4" w:space="0" w:color="CCCCCC"/>
+          <w:insideV w:val="none"/>
+        </w:tblBorders>
       </w:tblPr>
       <w:tblGrid>
-        <w:gridCol w:w="1872"/>
-        <w:gridCol w:w="1872"/>
-        <w:gridCol w:w="1872"/>
-        <w:gridCol w:w="1872"/>
-        <w:gridCol w:w="1872"/>
+        <w:gridCol w:w="1587"/>
+        <w:gridCol w:w="1587"/>
+        <w:gridCol w:w="1587"/>
+        <w:gridCol w:w="1587"/>
+        <w:gridCol w:w="1587"/>
       </w:tblGrid>
       <w:tr>
+        <w:trPr>
+          <w:tblHeader/>
+        </w:trPr>
         <w:tc>
           <w:tcPr>
-            <w:tcW w:type="dxa" w:w="1872"/>
+            <w:tcW w:type="dxa" w:w="1587"/>
+            <w:tcMar>
+              <w:top w:w="120" w:type="dxa"/>
+              <w:bottom w:w="120" w:type="dxa"/>
+              <w:left w:w="140" w:type="dxa"/>
+              <w:right w:w="140" w:type="dxa"/>
+            </w:tcMar>
           </w:tcPr>
           <w:p>
+            <w:pPr>
+              <w:spacing w:line="240" w:lineRule="auto" w:after="40"/>
+            </w:pPr>
             <w:r>
               <w:rPr>
+                <w:rFonts w:ascii="Times New Roman" w:hAnsi="Times New Roman"/>
                 <w:b/>
+                <w:i w:val="0"/>
+                <w:color w:val="000000"/>
+                <w:sz w:val="22"/>
+                <w:rFonts w:ascii="Times New Roman" w:hAnsi="Times New Roman" w:cs="Times New Roman" w:eastAsia="Times New Roman"/>
+                <w:rFonts w:ascii="Times New Roman" w:hAnsi="Times New Roman" w:cs="Times New Roman" w:eastAsia="Times New Roman"/>
               </w:rPr>
-              <w:t>Parameter</w:t>
+              <w:t>Parameter Metodologi</w:t>
             </w:r>
           </w:p>
         </w:tc>
         <w:tc>
           <w:tcPr>
-            <w:tcW w:type="dxa" w:w="1872"/>
+            <w:tcW w:type="dxa" w:w="1587"/>
+            <w:tcMar>
+              <w:top w:w="120" w:type="dxa"/>
+              <w:bottom w:w="120" w:type="dxa"/>
+              <w:left w:w="140" w:type="dxa"/>
+              <w:right w:w="140" w:type="dxa"/>
+            </w:tcMar>
           </w:tcPr>
           <w:p>
+            <w:pPr>
+              <w:spacing w:line="240" w:lineRule="auto" w:after="40"/>
+            </w:pPr>
             <w:r>
               <w:rPr>
+                <w:rFonts w:ascii="Times New Roman" w:hAnsi="Times New Roman"/>
                 <w:b/>
+                <w:i w:val="0"/>
+                <w:color w:val="000000"/>
+                <w:sz w:val="22"/>
+                <w:rFonts w:ascii="Times New Roman" w:hAnsi="Times New Roman" w:cs="Times New Roman" w:eastAsia="Times New Roman"/>
+                <w:rFonts w:ascii="Times New Roman" w:hAnsi="Times New Roman" w:cs="Times New Roman" w:eastAsia="Times New Roman"/>
               </w:rPr>
-              <w:t>Cross-Sectional</w:t>
+              <w:t>Potong Lintang (Cross-Sectional)</w:t>
             </w:r>
           </w:p>
         </w:tc>
         <w:tc>
           <w:tcPr>
-            <w:tcW w:type="dxa" w:w="1872"/>
+            <w:tcW w:type="dxa" w:w="1587"/>
+            <w:tcMar>
+              <w:top w:w="120" w:type="dxa"/>
+              <w:bottom w:w="120" w:type="dxa"/>
+              <w:left w:w="140" w:type="dxa"/>
+              <w:right w:w="140" w:type="dxa"/>
+            </w:tcMar>
           </w:tcPr>
           <w:p>
+            <w:pPr>
+              <w:spacing w:line="240" w:lineRule="auto" w:after="40"/>
+            </w:pPr>
             <w:r>
               <w:rPr>
+                <w:rFonts w:ascii="Times New Roman" w:hAnsi="Times New Roman"/>
                 <w:b/>
+                <w:i w:val="0"/>
+                <w:color w:val="000000"/>
+                <w:sz w:val="22"/>
+                <w:rFonts w:ascii="Times New Roman" w:hAnsi="Times New Roman" w:cs="Times New Roman" w:eastAsia="Times New Roman"/>
+                <w:rFonts w:ascii="Times New Roman" w:hAnsi="Times New Roman" w:cs="Times New Roman" w:eastAsia="Times New Roman"/>
               </w:rPr>
-              <w:t>Case-Control</w:t>
+              <w:t>Kasus-Kontrol (Case-Control)</w:t>
             </w:r>
           </w:p>
         </w:tc>
         <w:tc>
           <w:tcPr>
-            <w:tcW w:type="dxa" w:w="1872"/>
+            <w:tcW w:type="dxa" w:w="1587"/>
+            <w:tcMar>
+              <w:top w:w="120" w:type="dxa"/>
+              <w:bottom w:w="120" w:type="dxa"/>
+              <w:left w:w="140" w:type="dxa"/>
+              <w:right w:w="140" w:type="dxa"/>
+            </w:tcMar>
           </w:tcPr>
           <w:p>
+            <w:pPr>
+              <w:spacing w:line="240" w:lineRule="auto" w:after="40"/>
+            </w:pPr>
             <w:r>
               <w:rPr>
+                <w:rFonts w:ascii="Times New Roman" w:hAnsi="Times New Roman"/>
                 <w:b/>
+                <w:i w:val="0"/>
+                <w:color w:val="000000"/>
+                <w:sz w:val="22"/>
+                <w:rFonts w:ascii="Times New Roman" w:hAnsi="Times New Roman" w:cs="Times New Roman" w:eastAsia="Times New Roman"/>
+                <w:rFonts w:ascii="Times New Roman" w:hAnsi="Times New Roman" w:cs="Times New Roman" w:eastAsia="Times New Roman"/>
               </w:rPr>
-              <w:t>Kohort (Cohort)</w:t>
+              <w:t>Kohort (Cohort Study)</w:t>
             </w:r>
           </w:p>
         </w:tc>
         <w:tc>
           <w:tcPr>
-            <w:tcW w:type="dxa" w:w="1872"/>
+            <w:tcW w:type="dxa" w:w="1587"/>
+            <w:tcMar>
+              <w:top w:w="120" w:type="dxa"/>
+              <w:bottom w:w="120" w:type="dxa"/>
+              <w:left w:w="140" w:type="dxa"/>
+              <w:right w:w="140" w:type="dxa"/>
+            </w:tcMar>
           </w:tcPr>
           <w:p>
+            <w:pPr>
+              <w:spacing w:line="240" w:lineRule="auto" w:after="40"/>
+            </w:pPr>
             <w:r>
               <w:rPr>
+                <w:rFonts w:ascii="Times New Roman" w:hAnsi="Times New Roman"/>
                 <w:b/>
+                <w:i w:val="0"/>
+                <w:color w:val="000000"/>
+                <w:sz w:val="22"/>
+                <w:rFonts w:ascii="Times New Roman" w:hAnsi="Times New Roman" w:cs="Times New Roman" w:eastAsia="Times New Roman"/>
+                <w:rFonts w:ascii="Times New Roman" w:hAnsi="Times New Roman" w:cs="Times New Roman" w:eastAsia="Times New Roman"/>
               </w:rPr>
-              <w:t>Uji Klinis (RCT)</w:t>
+              <w:t>Uji Klinis Acak (RCT)</w:t>
             </w:r>
           </w:p>
         </w:tc>
@@ -122,51 +216,141 @@
       <w:tr>
         <w:tc>
           <w:tcPr>
-            <w:tcW w:type="dxa" w:w="1872"/>
+            <w:tcW w:type="dxa" w:w="1587"/>
+            <w:tcMar>
+              <w:top w:w="120" w:type="dxa"/>
+              <w:bottom w:w="120" w:type="dxa"/>
+              <w:left w:w="140" w:type="dxa"/>
+              <w:right w:w="140" w:type="dxa"/>
+            </w:tcMar>
           </w:tcPr>
           <w:p>
+            <w:pPr>
+              <w:spacing w:line="240" w:lineRule="auto" w:after="40"/>
+            </w:pPr>
             <w:r>
-              <w:t>Arah Waktu</w:t>
+              <w:rPr>
+                <w:rFonts w:ascii="Times New Roman" w:hAnsi="Times New Roman"/>
+                <w:b/>
+                <w:i w:val="0"/>
+                <w:color w:val="000000"/>
+                <w:sz w:val="22"/>
+                <w:rFonts w:ascii="Times New Roman" w:hAnsi="Times New Roman" w:cs="Times New Roman" w:eastAsia="Times New Roman"/>
+                <w:rFonts w:ascii="Times New Roman" w:hAnsi="Times New Roman" w:cs="Times New Roman" w:eastAsia="Times New Roman"/>
+              </w:rPr>
+              <w:t>Arah Pengamatan</w:t>
             </w:r>
           </w:p>
         </w:tc>
         <w:tc>
           <w:tcPr>
-            <w:tcW w:type="dxa" w:w="1872"/>
+            <w:tcW w:type="dxa" w:w="1587"/>
+            <w:tcMar>
+              <w:top w:w="120" w:type="dxa"/>
+              <w:bottom w:w="120" w:type="dxa"/>
+              <w:left w:w="140" w:type="dxa"/>
+              <w:right w:w="140" w:type="dxa"/>
+            </w:tcMar>
           </w:tcPr>
           <w:p>
+            <w:pPr>
+              <w:spacing w:line="240" w:lineRule="auto" w:after="40"/>
+            </w:pPr>
             <w:r>
-              <w:t>Satu titik waktu (simultan)</w:t>
+              <w:rPr>
+                <w:rFonts w:ascii="Times New Roman" w:hAnsi="Times New Roman"/>
+                <w:b w:val="0"/>
+                <w:i w:val="0"/>
+                <w:color w:val="000000"/>
+                <w:sz w:val="22"/>
+                <w:rFonts w:ascii="Times New Roman" w:hAnsi="Times New Roman" w:cs="Times New Roman" w:eastAsia="Times New Roman"/>
+                <w:rFonts w:ascii="Times New Roman" w:hAnsi="Times New Roman" w:cs="Times New Roman" w:eastAsia="Times New Roman"/>
+              </w:rPr>
+              <w:t>Simultan satu titik waktu</w:t>
             </w:r>
           </w:p>
         </w:tc>
         <w:tc>
           <w:tcPr>
-            <w:tcW w:type="dxa" w:w="1872"/>
+            <w:tcW w:type="dxa" w:w="1587"/>
+            <w:tcMar>
+              <w:top w:w="120" w:type="dxa"/>
+              <w:bottom w:w="120" w:type="dxa"/>
+              <w:left w:w="140" w:type="dxa"/>
+              <w:right w:w="140" w:type="dxa"/>
+            </w:tcMar>
           </w:tcPr>
           <w:p>
+            <w:pPr>
+              <w:spacing w:line="240" w:lineRule="auto" w:after="40"/>
+            </w:pPr>
             <w:r>
-              <w:t>Retrospektif (lihat ke belakang)</w:t>
+              <w:rPr>
+                <w:rFonts w:ascii="Times New Roman" w:hAnsi="Times New Roman"/>
+                <w:b w:val="0"/>
+                <w:i w:val="0"/>
+                <w:color w:val="000000"/>
+                <w:sz w:val="22"/>
+                <w:rFonts w:ascii="Times New Roman" w:hAnsi="Times New Roman" w:cs="Times New Roman" w:eastAsia="Times New Roman"/>
+                <w:rFonts w:ascii="Times New Roman" w:hAnsi="Times New Roman" w:cs="Times New Roman" w:eastAsia="Times New Roman"/>
+              </w:rPr>
+              <w:t>Retrospektif (efek ke pajanan)</w:t>
             </w:r>
           </w:p>
         </w:tc>
         <w:tc>
           <w:tcPr>
-            <w:tcW w:type="dxa" w:w="1872"/>
+            <w:tcW w:type="dxa" w:w="1587"/>
+            <w:tcMar>
+              <w:top w:w="120" w:type="dxa"/>
+              <w:bottom w:w="120" w:type="dxa"/>
+              <w:left w:w="140" w:type="dxa"/>
+              <w:right w:w="140" w:type="dxa"/>
+            </w:tcMar>
           </w:tcPr>
           <w:p>
+            <w:pPr>
+              <w:spacing w:line="240" w:lineRule="auto" w:after="40"/>
+            </w:pPr>
             <w:r>
-              <w:t>Prospektif (follow-up ke depan)</w:t>
+              <w:rPr>
+                <w:rFonts w:ascii="Times New Roman" w:hAnsi="Times New Roman"/>
+                <w:b w:val="0"/>
+                <w:i w:val="0"/>
+                <w:color w:val="000000"/>
+                <w:sz w:val="22"/>
+                <w:rFonts w:ascii="Times New Roman" w:hAnsi="Times New Roman" w:cs="Times New Roman" w:eastAsia="Times New Roman"/>
+                <w:rFonts w:ascii="Times New Roman" w:hAnsi="Times New Roman" w:cs="Times New Roman" w:eastAsia="Times New Roman"/>
+              </w:rPr>
+              <w:t>Prospektif (pajanan ke efek)</w:t>
             </w:r>
           </w:p>
         </w:tc>
         <w:tc>
           <w:tcPr>
-            <w:tcW w:type="dxa" w:w="1872"/>
+            <w:tcW w:type="dxa" w:w="1587"/>
+            <w:tcMar>
+              <w:top w:w="120" w:type="dxa"/>
+              <w:bottom w:w="120" w:type="dxa"/>
+              <w:left w:w="140" w:type="dxa"/>
+              <w:right w:w="140" w:type="dxa"/>
+            </w:tcMar>
           </w:tcPr>
           <w:p>
+            <w:pPr>
+              <w:spacing w:line="240" w:lineRule="auto" w:after="40"/>
+            </w:pPr>
             <w:r>
-              <w:t>Prospektif eksperimental</w:t>
+              <w:rPr>
+                <w:rFonts w:ascii="Times New Roman" w:hAnsi="Times New Roman"/>
+                <w:b w:val="0"/>
+                <w:i w:val="0"/>
+                <w:color w:val="000000"/>
+                <w:sz w:val="22"/>
+                <w:rFonts w:ascii="Times New Roman" w:hAnsi="Times New Roman" w:cs="Times New Roman" w:eastAsia="Times New Roman"/>
+                <w:rFonts w:ascii="Times New Roman" w:hAnsi="Times New Roman" w:cs="Times New Roman" w:eastAsia="Times New Roman"/>
+              </w:rPr>
+              <w:t>Prospektif intervensi aktif</w:t>
             </w:r>
           </w:p>
         </w:tc>
@@ -174,50 +358,140 @@
       <w:tr>
         <w:tc>
           <w:tcPr>
-            <w:tcW w:type="dxa" w:w="1872"/>
+            <w:tcW w:type="dxa" w:w="1587"/>
+            <w:tcMar>
+              <w:top w:w="120" w:type="dxa"/>
+              <w:bottom w:w="120" w:type="dxa"/>
+              <w:left w:w="140" w:type="dxa"/>
+              <w:right w:w="140" w:type="dxa"/>
+            </w:tcMar>
           </w:tcPr>
           <w:p>
+            <w:pPr>
+              <w:spacing w:line="240" w:lineRule="auto" w:after="40"/>
+            </w:pPr>
             <w:r>
+              <w:rPr>
+                <w:rFonts w:ascii="Times New Roman" w:hAnsi="Times New Roman"/>
+                <w:b/>
+                <w:i w:val="0"/>
+                <w:color w:val="000000"/>
+                <w:sz w:val="22"/>
+                <w:rFonts w:ascii="Times New Roman" w:hAnsi="Times New Roman" w:cs="Times New Roman" w:eastAsia="Times New Roman"/>
+                <w:rFonts w:ascii="Times New Roman" w:hAnsi="Times New Roman" w:cs="Times New Roman" w:eastAsia="Times New Roman"/>
+              </w:rPr>
               <w:t>Ukuran Asosiasi</w:t>
             </w:r>
           </w:p>
         </w:tc>
         <w:tc>
           <w:tcPr>
-            <w:tcW w:type="dxa" w:w="1872"/>
+            <w:tcW w:type="dxa" w:w="1587"/>
+            <w:tcMar>
+              <w:top w:w="120" w:type="dxa"/>
+              <w:bottom w:w="120" w:type="dxa"/>
+              <w:left w:w="140" w:type="dxa"/>
+              <w:right w:w="140" w:type="dxa"/>
+            </w:tcMar>
           </w:tcPr>
           <w:p>
+            <w:pPr>
+              <w:spacing w:line="240" w:lineRule="auto" w:after="40"/>
+            </w:pPr>
             <w:r>
-              <w:t>Prevalence Ratio (PR) / OR</w:t>
+              <w:rPr>
+                <w:rFonts w:ascii="Times New Roman" w:hAnsi="Times New Roman"/>
+                <w:b w:val="0"/>
+                <w:i w:val="0"/>
+                <w:color w:val="000000"/>
+                <w:sz w:val="22"/>
+                <w:rFonts w:ascii="Times New Roman" w:hAnsi="Times New Roman" w:cs="Times New Roman" w:eastAsia="Times New Roman"/>
+                <w:rFonts w:ascii="Times New Roman" w:hAnsi="Times New Roman" w:cs="Times New Roman" w:eastAsia="Times New Roman"/>
+              </w:rPr>
+              <w:t>Prevalence Ratio (PR) / Rasio Prevalensi</w:t>
             </w:r>
           </w:p>
         </w:tc>
         <w:tc>
           <w:tcPr>
-            <w:tcW w:type="dxa" w:w="1872"/>
+            <w:tcW w:type="dxa" w:w="1587"/>
+            <w:tcMar>
+              <w:top w:w="120" w:type="dxa"/>
+              <w:bottom w:w="120" w:type="dxa"/>
+              <w:left w:w="140" w:type="dxa"/>
+              <w:right w:w="140" w:type="dxa"/>
+            </w:tcMar>
           </w:tcPr>
           <w:p>
+            <w:pPr>
+              <w:spacing w:line="240" w:lineRule="auto" w:after="40"/>
+            </w:pPr>
             <w:r>
+              <w:rPr>
+                <w:rFonts w:ascii="Times New Roman" w:hAnsi="Times New Roman"/>
+                <w:b w:val="0"/>
+                <w:i w:val="0"/>
+                <w:color w:val="000000"/>
+                <w:sz w:val="22"/>
+                <w:rFonts w:ascii="Times New Roman" w:hAnsi="Times New Roman" w:cs="Times New Roman" w:eastAsia="Times New Roman"/>
+                <w:rFonts w:ascii="Times New Roman" w:hAnsi="Times New Roman" w:cs="Times New Roman" w:eastAsia="Times New Roman"/>
+              </w:rPr>
               <w:t>Odds Ratio (OR) Sahaja</w:t>
             </w:r>
           </w:p>
         </w:tc>
         <w:tc>
           <w:tcPr>
-            <w:tcW w:type="dxa" w:w="1872"/>
+            <w:tcW w:type="dxa" w:w="1587"/>
+            <w:tcMar>
+              <w:top w:w="120" w:type="dxa"/>
+              <w:bottom w:w="120" w:type="dxa"/>
+              <w:left w:w="140" w:type="dxa"/>
+              <w:right w:w="140" w:type="dxa"/>
+            </w:tcMar>
           </w:tcPr>
           <w:p>
+            <w:pPr>
+              <w:spacing w:line="240" w:lineRule="auto" w:after="40"/>
+            </w:pPr>
             <w:r>
+              <w:rPr>
+                <w:rFonts w:ascii="Times New Roman" w:hAnsi="Times New Roman"/>
+                <w:b w:val="0"/>
+                <w:i w:val="0"/>
+                <w:color w:val="000000"/>
+                <w:sz w:val="22"/>
+                <w:rFonts w:ascii="Times New Roman" w:hAnsi="Times New Roman" w:cs="Times New Roman" w:eastAsia="Times New Roman"/>
+                <w:rFonts w:ascii="Times New Roman" w:hAnsi="Times New Roman" w:cs="Times New Roman" w:eastAsia="Times New Roman"/>
+              </w:rPr>
               <w:t>Relative Risk (RR) / Hazard Ratio</w:t>
             </w:r>
           </w:p>
         </w:tc>
         <w:tc>
           <w:tcPr>
-            <w:tcW w:type="dxa" w:w="1872"/>
+            <w:tcW w:type="dxa" w:w="1587"/>
+            <w:tcMar>
+              <w:top w:w="120" w:type="dxa"/>
+              <w:bottom w:w="120" w:type="dxa"/>
+              <w:left w:w="140" w:type="dxa"/>
+              <w:right w:w="140" w:type="dxa"/>
+            </w:tcMar>
           </w:tcPr>
           <w:p>
+            <w:pPr>
+              <w:spacing w:line="240" w:lineRule="auto" w:after="40"/>
+            </w:pPr>
             <w:r>
+              <w:rPr>
+                <w:rFonts w:ascii="Times New Roman" w:hAnsi="Times New Roman"/>
+                <w:b w:val="0"/>
+                <w:i w:val="0"/>
+                <w:color w:val="000000"/>
+                <w:sz w:val="22"/>
+                <w:rFonts w:ascii="Times New Roman" w:hAnsi="Times New Roman" w:cs="Times New Roman" w:eastAsia="Times New Roman"/>
+                <w:rFonts w:ascii="Times New Roman" w:hAnsi="Times New Roman" w:cs="Times New Roman" w:eastAsia="Times New Roman"/>
+              </w:rPr>
               <w:t>Relative Risk Reduction (RRR) / NNT</w:t>
             </w:r>
           </w:p>
@@ -226,51 +500,141 @@
       <w:tr>
         <w:tc>
           <w:tcPr>
-            <w:tcW w:type="dxa" w:w="1872"/>
+            <w:tcW w:type="dxa" w:w="1587"/>
+            <w:tcMar>
+              <w:top w:w="120" w:type="dxa"/>
+              <w:bottom w:w="120" w:type="dxa"/>
+              <w:left w:w="140" w:type="dxa"/>
+              <w:right w:w="140" w:type="dxa"/>
+            </w:tcMar>
           </w:tcPr>
           <w:p>
+            <w:pPr>
+              <w:spacing w:line="240" w:lineRule="auto" w:after="40"/>
+            </w:pPr>
             <w:r>
+              <w:rPr>
+                <w:rFonts w:ascii="Times New Roman" w:hAnsi="Times New Roman"/>
+                <w:b/>
+                <w:i w:val="0"/>
+                <w:color w:val="000000"/>
+                <w:sz w:val="22"/>
+                <w:rFonts w:ascii="Times New Roman" w:hAnsi="Times New Roman" w:cs="Times New Roman" w:eastAsia="Times New Roman"/>
+                <w:rFonts w:ascii="Times New Roman" w:hAnsi="Times New Roman" w:cs="Times New Roman" w:eastAsia="Times New Roman"/>
+              </w:rPr>
               <w:t>Kelebihan Utama</w:t>
             </w:r>
           </w:p>
         </w:tc>
         <w:tc>
           <w:tcPr>
-            <w:tcW w:type="dxa" w:w="1872"/>
+            <w:tcW w:type="dxa" w:w="1587"/>
+            <w:tcMar>
+              <w:top w:w="120" w:type="dxa"/>
+              <w:bottom w:w="120" w:type="dxa"/>
+              <w:left w:w="140" w:type="dxa"/>
+              <w:right w:w="140" w:type="dxa"/>
+            </w:tcMar>
           </w:tcPr>
           <w:p>
+            <w:pPr>
+              <w:spacing w:line="240" w:lineRule="auto" w:after="40"/>
+            </w:pPr>
             <w:r>
-              <w:t>Cepat, murah, cocok skrining</w:t>
+              <w:rPr>
+                <w:rFonts w:ascii="Times New Roman" w:hAnsi="Times New Roman"/>
+                <w:b w:val="0"/>
+                <w:i w:val="0"/>
+                <w:color w:val="000000"/>
+                <w:sz w:val="22"/>
+                <w:rFonts w:ascii="Times New Roman" w:hAnsi="Times New Roman" w:cs="Times New Roman" w:eastAsia="Times New Roman"/>
+                <w:rFonts w:ascii="Times New Roman" w:hAnsi="Times New Roman" w:cs="Times New Roman" w:eastAsia="Times New Roman"/>
+              </w:rPr>
+              <w:t>Efisien waktu, biaya terjangkau</w:t>
             </w:r>
           </w:p>
         </w:tc>
         <w:tc>
           <w:tcPr>
-            <w:tcW w:type="dxa" w:w="1872"/>
+            <w:tcW w:type="dxa" w:w="1587"/>
+            <w:tcMar>
+              <w:top w:w="120" w:type="dxa"/>
+              <w:bottom w:w="120" w:type="dxa"/>
+              <w:left w:w="140" w:type="dxa"/>
+              <w:right w:w="140" w:type="dxa"/>
+            </w:tcMar>
           </w:tcPr>
           <w:p>
+            <w:pPr>
+              <w:spacing w:line="240" w:lineRule="auto" w:after="40"/>
+            </w:pPr>
             <w:r>
-              <w:t>Sangat efisien untuk penyakit langka</w:t>
+              <w:rPr>
+                <w:rFonts w:ascii="Times New Roman" w:hAnsi="Times New Roman"/>
+                <w:b w:val="0"/>
+                <w:i w:val="0"/>
+                <w:color w:val="000000"/>
+                <w:sz w:val="22"/>
+                <w:rFonts w:ascii="Times New Roman" w:hAnsi="Times New Roman" w:cs="Times New Roman" w:eastAsia="Times New Roman"/>
+                <w:rFonts w:ascii="Times New Roman" w:hAnsi="Times New Roman" w:cs="Times New Roman" w:eastAsia="Times New Roman"/>
+              </w:rPr>
+              <w:t>Sangat efektif untuk penyakit jarang</w:t>
             </w:r>
           </w:p>
         </w:tc>
         <w:tc>
           <w:tcPr>
-            <w:tcW w:type="dxa" w:w="1872"/>
+            <w:tcW w:type="dxa" w:w="1587"/>
+            <w:tcMar>
+              <w:top w:w="120" w:type="dxa"/>
+              <w:bottom w:w="120" w:type="dxa"/>
+              <w:left w:w="140" w:type="dxa"/>
+              <w:right w:w="140" w:type="dxa"/>
+            </w:tcMar>
           </w:tcPr>
           <w:p>
+            <w:pPr>
+              <w:spacing w:line="240" w:lineRule="auto" w:after="40"/>
+            </w:pPr>
             <w:r>
-              <w:t>Bisa ukur insidensi &amp; temporalitas</w:t>
+              <w:rPr>
+                <w:rFonts w:ascii="Times New Roman" w:hAnsi="Times New Roman"/>
+                <w:b w:val="0"/>
+                <w:i w:val="0"/>
+                <w:color w:val="000000"/>
+                <w:sz w:val="22"/>
+                <w:rFonts w:ascii="Times New Roman" w:hAnsi="Times New Roman" w:cs="Times New Roman" w:eastAsia="Times New Roman"/>
+                <w:rFonts w:ascii="Times New Roman" w:hAnsi="Times New Roman" w:cs="Times New Roman" w:eastAsia="Times New Roman"/>
+              </w:rPr>
+              <w:t>Dapat mengukur insidensi &amp; temporalitas</w:t>
             </w:r>
           </w:p>
         </w:tc>
         <w:tc>
           <w:tcPr>
-            <w:tcW w:type="dxa" w:w="1872"/>
+            <w:tcW w:type="dxa" w:w="1587"/>
+            <w:tcMar>
+              <w:top w:w="120" w:type="dxa"/>
+              <w:bottom w:w="120" w:type="dxa"/>
+              <w:left w:w="140" w:type="dxa"/>
+              <w:right w:w="140" w:type="dxa"/>
+            </w:tcMar>
           </w:tcPr>
           <w:p>
+            <w:pPr>
+              <w:spacing w:line="240" w:lineRule="auto" w:after="40"/>
+            </w:pPr>
             <w:r>
-              <w:t>Gold standard bukti kausalitas</w:t>
+              <w:rPr>
+                <w:rFonts w:ascii="Times New Roman" w:hAnsi="Times New Roman"/>
+                <w:b w:val="0"/>
+                <w:i w:val="0"/>
+                <w:color w:val="000000"/>
+                <w:sz w:val="22"/>
+                <w:rFonts w:ascii="Times New Roman" w:hAnsi="Times New Roman" w:cs="Times New Roman" w:eastAsia="Times New Roman"/>
+                <w:rFonts w:ascii="Times New Roman" w:hAnsi="Times New Roman" w:cs="Times New Roman" w:eastAsia="Times New Roman"/>
+              </w:rPr>
+              <w:t>Baku emas pembuktian kausalitas</w:t>
             </w:r>
           </w:p>
         </w:tc>
@@ -278,51 +642,141 @@
       <w:tr>
         <w:tc>
           <w:tcPr>
-            <w:tcW w:type="dxa" w:w="1872"/>
+            <w:tcW w:type="dxa" w:w="1587"/>
+            <w:tcMar>
+              <w:top w:w="120" w:type="dxa"/>
+              <w:bottom w:w="120" w:type="dxa"/>
+              <w:left w:w="140" w:type="dxa"/>
+              <w:right w:w="140" w:type="dxa"/>
+            </w:tcMar>
           </w:tcPr>
           <w:p>
+            <w:pPr>
+              <w:spacing w:line="240" w:lineRule="auto" w:after="40"/>
+            </w:pPr>
             <w:r>
+              <w:rPr>
+                <w:rFonts w:ascii="Times New Roman" w:hAnsi="Times New Roman"/>
+                <w:b/>
+                <w:i w:val="0"/>
+                <w:color w:val="000000"/>
+                <w:sz w:val="22"/>
+                <w:rFonts w:ascii="Times New Roman" w:hAnsi="Times New Roman" w:cs="Times New Roman" w:eastAsia="Times New Roman"/>
+                <w:rFonts w:ascii="Times New Roman" w:hAnsi="Times New Roman" w:cs="Times New Roman" w:eastAsia="Times New Roman"/>
+              </w:rPr>
               <w:t>Kelemahan Utama</w:t>
             </w:r>
           </w:p>
         </w:tc>
         <w:tc>
           <w:tcPr>
-            <w:tcW w:type="dxa" w:w="1872"/>
+            <w:tcW w:type="dxa" w:w="1587"/>
+            <w:tcMar>
+              <w:top w:w="120" w:type="dxa"/>
+              <w:bottom w:w="120" w:type="dxa"/>
+              <w:left w:w="140" w:type="dxa"/>
+              <w:right w:w="140" w:type="dxa"/>
+            </w:tcMar>
           </w:tcPr>
           <w:p>
+            <w:pPr>
+              <w:spacing w:line="240" w:lineRule="auto" w:after="40"/>
+            </w:pPr>
             <w:r>
-              <w:t>Tidak bisa bukti kausalitas (egg/chicken)</w:t>
+              <w:rPr>
+                <w:rFonts w:ascii="Times New Roman" w:hAnsi="Times New Roman"/>
+                <w:b w:val="0"/>
+                <w:i w:val="0"/>
+                <w:color w:val="000000"/>
+                <w:sz w:val="22"/>
+                <w:rFonts w:ascii="Times New Roman" w:hAnsi="Times New Roman" w:cs="Times New Roman" w:eastAsia="Times New Roman"/>
+                <w:rFonts w:ascii="Times New Roman" w:hAnsi="Times New Roman" w:cs="Times New Roman" w:eastAsia="Times New Roman"/>
+              </w:rPr>
+              <w:t>Tidak membuktikan hubungan sebab-akibat</w:t>
             </w:r>
           </w:p>
         </w:tc>
         <w:tc>
           <w:tcPr>
-            <w:tcW w:type="dxa" w:w="1872"/>
+            <w:tcW w:type="dxa" w:w="1587"/>
+            <w:tcMar>
+              <w:top w:w="120" w:type="dxa"/>
+              <w:bottom w:w="120" w:type="dxa"/>
+              <w:left w:w="140" w:type="dxa"/>
+              <w:right w:w="140" w:type="dxa"/>
+            </w:tcMar>
           </w:tcPr>
           <w:p>
+            <w:pPr>
+              <w:spacing w:line="240" w:lineRule="auto" w:after="40"/>
+            </w:pPr>
             <w:r>
-              <w:t>Rentan Recall Bias &amp; Selection Bias</w:t>
+              <w:rPr>
+                <w:rFonts w:ascii="Times New Roman" w:hAnsi="Times New Roman"/>
+                <w:b w:val="0"/>
+                <w:i w:val="0"/>
+                <w:color w:val="000000"/>
+                <w:sz w:val="22"/>
+                <w:rFonts w:ascii="Times New Roman" w:hAnsi="Times New Roman" w:cs="Times New Roman" w:eastAsia="Times New Roman"/>
+                <w:rFonts w:ascii="Times New Roman" w:hAnsi="Times New Roman" w:cs="Times New Roman" w:eastAsia="Times New Roman"/>
+              </w:rPr>
+              <w:t>Rentan bias ingatan (recall bias)</w:t>
             </w:r>
           </w:p>
         </w:tc>
         <w:tc>
           <w:tcPr>
-            <w:tcW w:type="dxa" w:w="1872"/>
+            <w:tcW w:type="dxa" w:w="1587"/>
+            <w:tcMar>
+              <w:top w:w="120" w:type="dxa"/>
+              <w:bottom w:w="120" w:type="dxa"/>
+              <w:left w:w="140" w:type="dxa"/>
+              <w:right w:w="140" w:type="dxa"/>
+            </w:tcMar>
           </w:tcPr>
           <w:p>
+            <w:pPr>
+              <w:spacing w:line="240" w:lineRule="auto" w:after="40"/>
+            </w:pPr>
             <w:r>
-              <w:t>Lama, mahal, risiko drop out</w:t>
+              <w:rPr>
+                <w:rFonts w:ascii="Times New Roman" w:hAnsi="Times New Roman"/>
+                <w:b w:val="0"/>
+                <w:i w:val="0"/>
+                <w:color w:val="000000"/>
+                <w:sz w:val="22"/>
+                <w:rFonts w:ascii="Times New Roman" w:hAnsi="Times New Roman" w:cs="Times New Roman" w:eastAsia="Times New Roman"/>
+                <w:rFonts w:ascii="Times New Roman" w:hAnsi="Times New Roman" w:cs="Times New Roman" w:eastAsia="Times New Roman"/>
+              </w:rPr>
+              <w:t>Membutuhkan waktu &amp; biaya besar</w:t>
             </w:r>
           </w:p>
         </w:tc>
         <w:tc>
           <w:tcPr>
-            <w:tcW w:type="dxa" w:w="1872"/>
+            <w:tcW w:type="dxa" w:w="1587"/>
+            <w:tcMar>
+              <w:top w:w="120" w:type="dxa"/>
+              <w:bottom w:w="120" w:type="dxa"/>
+              <w:left w:w="140" w:type="dxa"/>
+              <w:right w:w="140" w:type="dxa"/>
+            </w:tcMar>
           </w:tcPr>
           <w:p>
+            <w:pPr>
+              <w:spacing w:line="240" w:lineRule="auto" w:after="40"/>
+            </w:pPr>
             <w:r>
-              <w:t>Etika ketat, biaya sangat besar</w:t>
+              <w:rPr>
+                <w:rFonts w:ascii="Times New Roman" w:hAnsi="Times New Roman"/>
+                <w:b w:val="0"/>
+                <w:i w:val="0"/>
+                <w:color w:val="000000"/>
+                <w:sz w:val="22"/>
+                <w:rFonts w:ascii="Times New Roman" w:hAnsi="Times New Roman" w:cs="Times New Roman" w:eastAsia="Times New Roman"/>
+                <w:rFonts w:ascii="Times New Roman" w:hAnsi="Times New Roman" w:cs="Times New Roman" w:eastAsia="Times New Roman"/>
+              </w:rPr>
+              <w:t>Pertimbangan etik &amp; risiko drop-out</w:t>
             </w:r>
           </w:p>
         </w:tc>
@@ -330,51 +784,141 @@
       <w:tr>
         <w:tc>
           <w:tcPr>
-            <w:tcW w:type="dxa" w:w="1872"/>
+            <w:tcW w:type="dxa" w:w="1587"/>
+            <w:tcMar>
+              <w:top w:w="120" w:type="dxa"/>
+              <w:bottom w:w="120" w:type="dxa"/>
+              <w:left w:w="140" w:type="dxa"/>
+              <w:right w:w="140" w:type="dxa"/>
+            </w:tcMar>
           </w:tcPr>
           <w:p>
+            <w:pPr>
+              <w:spacing w:line="240" w:lineRule="auto" w:after="40"/>
+            </w:pPr>
             <w:r>
-              <w:t>Rumus Sampel Utama</w:t>
+              <w:rPr>
+                <w:rFonts w:ascii="Times New Roman" w:hAnsi="Times New Roman"/>
+                <w:b/>
+                <w:i w:val="0"/>
+                <w:color w:val="000000"/>
+                <w:sz w:val="22"/>
+                <w:rFonts w:ascii="Times New Roman" w:hAnsi="Times New Roman" w:cs="Times New Roman" w:eastAsia="Times New Roman"/>
+                <w:rFonts w:ascii="Times New Roman" w:hAnsi="Times New Roman" w:cs="Times New Roman" w:eastAsia="Times New Roman"/>
+              </w:rPr>
+              <w:t>Formula Sampel Baku</w:t>
             </w:r>
           </w:p>
         </w:tc>
         <w:tc>
           <w:tcPr>
-            <w:tcW w:type="dxa" w:w="1872"/>
+            <w:tcW w:type="dxa" w:w="1587"/>
+            <w:tcMar>
+              <w:top w:w="120" w:type="dxa"/>
+              <w:bottom w:w="120" w:type="dxa"/>
+              <w:left w:w="140" w:type="dxa"/>
+              <w:right w:w="140" w:type="dxa"/>
+            </w:tcMar>
           </w:tcPr>
           <w:p>
+            <w:pPr>
+              <w:spacing w:line="240" w:lineRule="auto" w:after="40"/>
+            </w:pPr>
             <w:r>
-              <w:t>Lemeshow Estimasi Proporsi</w:t>
+              <w:rPr>
+                <w:rFonts w:ascii="Times New Roman" w:hAnsi="Times New Roman"/>
+                <w:b w:val="0"/>
+                <w:i w:val="0"/>
+                <w:color w:val="000000"/>
+                <w:sz w:val="22"/>
+                <w:rFonts w:ascii="Times New Roman" w:hAnsi="Times New Roman" w:cs="Times New Roman" w:eastAsia="Times New Roman"/>
+                <w:rFonts w:ascii="Times New Roman" w:hAnsi="Times New Roman" w:cs="Times New Roman" w:eastAsia="Times New Roman"/>
+              </w:rPr>
+              <w:t>Lemeshow Estimasi Proporsi Populasi</w:t>
             </w:r>
           </w:p>
         </w:tc>
         <w:tc>
           <w:tcPr>
-            <w:tcW w:type="dxa" w:w="1872"/>
+            <w:tcW w:type="dxa" w:w="1587"/>
+            <w:tcMar>
+              <w:top w:w="120" w:type="dxa"/>
+              <w:bottom w:w="120" w:type="dxa"/>
+              <w:left w:w="140" w:type="dxa"/>
+              <w:right w:w="140" w:type="dxa"/>
+            </w:tcMar>
           </w:tcPr>
           <w:p>
+            <w:pPr>
+              <w:spacing w:line="240" w:lineRule="auto" w:after="40"/>
+            </w:pPr>
             <w:r>
+              <w:rPr>
+                <w:rFonts w:ascii="Times New Roman" w:hAnsi="Times New Roman"/>
+                <w:b w:val="0"/>
+                <w:i w:val="0"/>
+                <w:color w:val="000000"/>
+                <w:sz w:val="22"/>
+                <w:rFonts w:ascii="Times New Roman" w:hAnsi="Times New Roman" w:cs="Times New Roman" w:eastAsia="Times New Roman"/>
+                <w:rFonts w:ascii="Times New Roman" w:hAnsi="Times New Roman" w:cs="Times New Roman" w:eastAsia="Times New Roman"/>
+              </w:rPr>
               <w:t>Lemeshow Uji Hipotesis Beda 2 Proporsi</w:t>
             </w:r>
           </w:p>
         </w:tc>
         <w:tc>
           <w:tcPr>
-            <w:tcW w:type="dxa" w:w="1872"/>
+            <w:tcW w:type="dxa" w:w="1587"/>
+            <w:tcMar>
+              <w:top w:w="120" w:type="dxa"/>
+              <w:bottom w:w="120" w:type="dxa"/>
+              <w:left w:w="140" w:type="dxa"/>
+              <w:right w:w="140" w:type="dxa"/>
+            </w:tcMar>
           </w:tcPr>
           <w:p>
+            <w:pPr>
+              <w:spacing w:line="240" w:lineRule="auto" w:after="40"/>
+            </w:pPr>
             <w:r>
-              <w:t>Lemeshow Relative Risk</w:t>
+              <w:rPr>
+                <w:rFonts w:ascii="Times New Roman" w:hAnsi="Times New Roman"/>
+                <w:b w:val="0"/>
+                <w:i w:val="0"/>
+                <w:color w:val="000000"/>
+                <w:sz w:val="22"/>
+                <w:rFonts w:ascii="Times New Roman" w:hAnsi="Times New Roman" w:cs="Times New Roman" w:eastAsia="Times New Roman"/>
+                <w:rFonts w:ascii="Times New Roman" w:hAnsi="Times New Roman" w:cs="Times New Roman" w:eastAsia="Times New Roman"/>
+              </w:rPr>
+              <w:t>Lemeshow Rasio Risiko (RR)</w:t>
             </w:r>
           </w:p>
         </w:tc>
         <w:tc>
           <w:tcPr>
-            <w:tcW w:type="dxa" w:w="1872"/>
+            <w:tcW w:type="dxa" w:w="1587"/>
+            <w:tcMar>
+              <w:top w:w="120" w:type="dxa"/>
+              <w:bottom w:w="120" w:type="dxa"/>
+              <w:left w:w="140" w:type="dxa"/>
+              <w:right w:w="140" w:type="dxa"/>
+            </w:tcMar>
           </w:tcPr>
           <w:p>
+            <w:pPr>
+              <w:spacing w:line="240" w:lineRule="auto" w:after="40"/>
+            </w:pPr>
             <w:r>
-              <w:t>Formula Beda Rerata / Proporsi 2 Kelompok</w:t>
+              <w:rPr>
+                <w:rFonts w:ascii="Times New Roman" w:hAnsi="Times New Roman"/>
+                <w:b w:val="0"/>
+                <w:i w:val="0"/>
+                <w:color w:val="000000"/>
+                <w:sz w:val="22"/>
+                <w:rFonts w:ascii="Times New Roman" w:hAnsi="Times New Roman" w:cs="Times New Roman" w:eastAsia="Times New Roman"/>
+                <w:rFonts w:ascii="Times New Roman" w:hAnsi="Times New Roman" w:cs="Times New Roman" w:eastAsia="Times New Roman"/>
+              </w:rPr>
+              <w:t>Formula Beda Rerata / 2 Proporsi Eksperimen</w:t>
             </w:r>
           </w:p>
         </w:tc>
@@ -383,29 +927,44 @@
     <w:p>
       <w:pPr>
         <w:pStyle w:val="Heading1"/>
+        <w:spacing w:before="240" w:after="120"/>
       </w:pPr>
       <w:r>
-        <w:t>2. Red Flags Paling Sering Diuji Dosen Penguji FK</w:t>
+        <w:rPr>
+          <w:rFonts w:ascii="Times New Roman" w:hAnsi="Times New Roman"/>
+          <w:b/>
+          <w:i w:val="0"/>
+          <w:color w:val="000000"/>
+          <w:sz w:val="24"/>
+          <w:rFonts w:ascii="Times New Roman" w:hAnsi="Times New Roman" w:cs="Times New Roman" w:eastAsia="Times New Roman"/>
+        </w:rPr>
+        <w:t>2. Poin Kritis (Red Flags) Metodologi Kedokteran</w:t>
       </w:r>
     </w:p>
     <w:p>
+      <w:pPr>
+        <w:jc w:val="both"/>
+      </w:pPr>
       <w:r>
-        <w:t>• Red Flag 1: Menghitung Relative Risk (RR) pada penelitian Case-Control (Wajib gunakan Odds Ratio!).</w:t>
-      </w:r>
-    </w:p>
-    <w:p>
-      <w:r>
-        <w:t>• Red Flag 2: Menggunakan rumus Slovin untuk penelitian uji diagnostik atau uji analitik (Slovin tidak memperhitungkan power uji dan presisi klinis).</w:t>
-      </w:r>
-    </w:p>
-    <w:p>
-      <w:r>
-        <w:t>• Red Flag 3: Tidak memasukkan estimasi drop-out (biasanya +10% s/d 15%) pada perhitungan besar sampel akhir.</w:t>
+        <w:rPr>
+          <w:rFonts w:ascii="Times New Roman" w:hAnsi="Times New Roman"/>
+          <w:b w:val="0"/>
+          <w:i w:val="0"/>
+          <w:color w:val="000000"/>
+          <w:sz w:val="24"/>
+          <w:rFonts w:ascii="Times New Roman" w:hAnsi="Times New Roman" w:cs="Times New Roman" w:eastAsia="Times New Roman"/>
+        </w:rPr>
+        <w:t>a. Larangan Pelaporan Relative Risk pada Case-Control: Desain kasus-kontrol tidak dapat mengukur insidensi penyakit, sehingga ukuran asosiasi yang valid secara matematis hanyalah Odds Ratio (OR).</w:t>
+        <w:br/>
+        <w:t>b. Ketidaklayakan Rumus Slovin di Bidang Kedokteran: Rumus Slovin tidak memperhitungkan tingkat kemaknaan (alpha), kekuatan uji (power/beta), proporsi rujukan, maupun presisi klinis. Gunakan rumus Lemeshow yang sesuai dengan tujuan hipotesis.</w:t>
+        <w:br/>
+        <w:t>c. Koreksi Drop-Out Besar Sampel: Peneliti wajib menambahkan antisipasi drop-out dengan formula n_akhir = n_hitung / (1 - f), di mana f umumnya bernilai 0,10 (10%).</w:t>
+        <w:br/>
       </w:r>
     </w:p>
     <w:sectPr>
-      <w:pgSz w:w="12240" w:h="15840"/>
-      <w:pgMar w:top="1440" w:right="1440" w:bottom="1440" w:left="1440" w:header="720" w:footer="720" w:gutter="0"/>
+      <w:pgSz w:w="11906" w:h="16838"/>
+      <w:pgMar w:top="2268" w:right="1701" w:bottom="1701" w:left="2268" w:header="720" w:footer="720" w:gutter="0"/>
       <w:cols w:space="720"/>
       <w:docGrid w:linePitch="360"/>
     </w:sectPr>
@@ -776,6 +1335,14 @@
     <w:name w:val="Normal"/>
     <w:qFormat/>
     <w:rsid w:val="00FC693F"/>
+    <w:pPr>
+      <w:spacing w:line="276" w:lineRule="auto" w:after="80"/>
+    </w:pPr>
+    <w:rPr>
+      <w:rFonts w:ascii="Times New Roman" w:hAnsi="Times New Roman"/>
+      <w:color w:val="000000"/>
+      <w:sz w:val="24"/>
+    </w:rPr>
   </w:style>
   <w:style w:type="paragraph" w:styleId="Header">
     <w:name w:val="header"/>
